--- a/teste_titan.docx
+++ b/teste_titan.docx
@@ -6,19 +6,75 @@
       <w:pPr>
         <w:jc w:val="center"/>
         <w:rPr>
-          <w:b w:val="1"/>
+          <w:color w:val="ff0000"/>
+          <w:sz w:val="51"/>
+          <w:szCs w:val="51"/>
+          <w:highlight w:val="white"/>
+        </w:rPr>
+      </w:pPr>
+      <w:r>
+        <w:rPr>
+          <w:b w:val="1"/>
+          <w:bCs w:val="1"/>
           <w:sz w:val="32"/>
           <w:szCs w:val="32"/>
-        </w:rPr>
-      </w:pPr>
-      <w:r>
-        <w:rPr>
-          <w:b w:val="1"/>
+          <w:rtl w:val="0"/>
+        </w:rPr>
+        <w:t xml:space="preserve">Projetos em PHP</w:t>
+      </w:r>
+      <w:r>
+        <w:rPr>
+          <w:rtl w:val="0"/>
+        </w:rPr>
+      </w:r>
+    </w:p>
+    <w:p>
+      <w:pPr>
+        <w:jc w:val="left"/>
+        <w:rPr>
+          <w:b w:val="1"/>
+          <w:bCs w:val="1"/>
           <w:sz w:val="32"/>
           <w:szCs w:val="32"/>
-          <w:rtl w:val="0"/>
-        </w:rPr>
-        <w:t xml:space="preserve">Projetos em PHP</w:t>
+        </w:rPr>
+      </w:pPr>
+      <w:r>
+        <w:rPr>
+          <w:rtl w:val="0"/>
+        </w:rPr>
+      </w:r>
+    </w:p>
+    <w:p>
+      <w:pPr>
+        <w:jc w:val="both"/>
+        <w:rPr>
+          <w:b w:val="1"/>
+          <w:bCs w:val="1"/>
+          <w:color w:val="ff0000"/>
+          <w:sz w:val="28"/>
+          <w:szCs w:val="28"/>
+        </w:rPr>
+      </w:pPr>
+      <w:r>
+        <w:rPr>
+          <w:b w:val="1"/>
+          <w:bCs w:val="1"/>
+          <w:color w:val="ff0000"/>
+          <w:sz w:val="28"/>
+          <w:szCs w:val="28"/>
+          <w:rtl w:val="0"/>
+        </w:rPr>
+        <w:t xml:space="preserve">Observação a ser considerada pelo candidato, não é permitido o uso de Inteligência Artificial para o desenvolvimento do teste, pois o teste visa analisar o conhecimento do candidato. Nós realizamos a análise para verificar se foi utilizado algum padrão/ferramenta de IA. Caso seja constatado o uso de IA, o candidato estará automaticamente desclassificado.</w:t>
+      </w:r>
+    </w:p>
+    <w:p>
+      <w:pPr>
+        <w:rPr/>
+      </w:pPr>
+      <w:r>
+        <w:rPr>
+          <w:rtl w:val="0"/>
+        </w:rPr>
       </w:r>
     </w:p>
     <w:p>
@@ -54,6 +110,7 @@
       <w:pPr>
         <w:rPr>
           <w:b w:val="1"/>
+          <w:bCs w:val="1"/>
           <w:sz w:val="26"/>
           <w:szCs w:val="26"/>
         </w:rPr>
@@ -61,6 +118,7 @@
       <w:r>
         <w:rPr>
           <w:b w:val="1"/>
+          <w:bCs w:val="1"/>
           <w:sz w:val="26"/>
           <w:szCs w:val="26"/>
           <w:rtl w:val="0"/>
@@ -135,6 +193,7 @@
       <w:pPr>
         <w:rPr>
           <w:b w:val="1"/>
+          <w:bCs w:val="1"/>
           <w:color w:val="ff0000"/>
           <w:sz w:val="24"/>
           <w:szCs w:val="24"/>
@@ -143,6 +202,7 @@
       <w:r>
         <w:rPr>
           <w:b w:val="1"/>
+          <w:bCs w:val="1"/>
           <w:color w:val="ff0000"/>
           <w:sz w:val="24"/>
           <w:szCs w:val="24"/>
@@ -183,6 +243,7 @@
       <w:r>
         <w:rPr>
           <w:b w:val="1"/>
+          <w:bCs w:val="1"/>
           <w:sz w:val="24"/>
           <w:szCs w:val="24"/>
           <w:rtl w:val="0"/>
@@ -202,6 +263,7 @@
       <w:r>
         <w:rPr>
           <w:b w:val="1"/>
+          <w:bCs w:val="1"/>
           <w:sz w:val="28"/>
           <w:szCs w:val="28"/>
           <w:rtl w:val="0"/>
@@ -215,15 +277,7 @@
           <w:szCs w:val="24"/>
           <w:rtl w:val="0"/>
         </w:rPr>
-        <w:t xml:space="preserve">Dado que o usuário </w:t>
-      </w:r>
-      <w:r>
-        <w:rPr>
-          <w:sz w:val="24"/>
-          <w:szCs w:val="24"/>
-          <w:rtl w:val="0"/>
-        </w:rPr>
-        <w:t xml:space="preserve">acesse tela de login</w:t>
+        <w:t xml:space="preserve">Dado que o usuário acesse tela de login</w:t>
       </w:r>
     </w:p>
     <w:p>
@@ -275,13 +329,15 @@
       <w:pPr>
         <w:rPr>
           <w:b w:val="1"/>
-          <w:sz w:val="28"/>
-          <w:szCs w:val="28"/>
-        </w:rPr>
-      </w:pPr>
-      <w:r>
-        <w:rPr>
-          <w:b w:val="1"/>
+          <w:bCs w:val="1"/>
+          <w:sz w:val="28"/>
+          <w:szCs w:val="28"/>
+        </w:rPr>
+      </w:pPr>
+      <w:r>
+        <w:rPr>
+          <w:b w:val="1"/>
+          <w:bCs w:val="1"/>
           <w:sz w:val="28"/>
           <w:szCs w:val="28"/>
           <w:rtl w:val="0"/>
@@ -354,13 +410,15 @@
       <w:pPr>
         <w:rPr>
           <w:b w:val="1"/>
-          <w:sz w:val="28"/>
-          <w:szCs w:val="28"/>
-        </w:rPr>
-      </w:pPr>
-      <w:r>
-        <w:rPr>
-          <w:b w:val="1"/>
+          <w:bCs w:val="1"/>
+          <w:sz w:val="28"/>
+          <w:szCs w:val="28"/>
+        </w:rPr>
+      </w:pPr>
+      <w:r>
+        <w:rPr>
+          <w:b w:val="1"/>
+          <w:bCs w:val="1"/>
           <w:sz w:val="28"/>
           <w:szCs w:val="28"/>
           <w:rtl w:val="0"/>
@@ -430,13 +488,15 @@
       <w:pPr>
         <w:rPr>
           <w:b w:val="1"/>
-          <w:sz w:val="28"/>
-          <w:szCs w:val="28"/>
-        </w:rPr>
-      </w:pPr>
-      <w:r>
-        <w:rPr>
-          <w:b w:val="1"/>
+          <w:bCs w:val="1"/>
+          <w:sz w:val="28"/>
+          <w:szCs w:val="28"/>
+        </w:rPr>
+      </w:pPr>
+      <w:r>
+        <w:rPr>
+          <w:b w:val="1"/>
+          <w:bCs w:val="1"/>
           <w:sz w:val="28"/>
           <w:szCs w:val="28"/>
           <w:rtl w:val="0"/>
@@ -493,13 +553,15 @@
       <w:pPr>
         <w:rPr>
           <w:b w:val="1"/>
-          <w:sz w:val="28"/>
-          <w:szCs w:val="28"/>
-        </w:rPr>
-      </w:pPr>
-      <w:r>
-        <w:rPr>
-          <w:b w:val="1"/>
+          <w:bCs w:val="1"/>
+          <w:sz w:val="28"/>
+          <w:szCs w:val="28"/>
+        </w:rPr>
+      </w:pPr>
+      <w:r>
+        <w:rPr>
+          <w:b w:val="1"/>
+          <w:bCs w:val="1"/>
           <w:sz w:val="28"/>
           <w:szCs w:val="28"/>
           <w:rtl w:val="0"/>
@@ -556,13 +618,15 @@
       <w:pPr>
         <w:rPr>
           <w:b w:val="1"/>
-          <w:sz w:val="28"/>
-          <w:szCs w:val="28"/>
-        </w:rPr>
-      </w:pPr>
-      <w:r>
-        <w:rPr>
-          <w:b w:val="1"/>
+          <w:bCs w:val="1"/>
+          <w:sz w:val="28"/>
+          <w:szCs w:val="28"/>
+        </w:rPr>
+      </w:pPr>
+      <w:r>
+        <w:rPr>
+          <w:b w:val="1"/>
+          <w:bCs w:val="1"/>
           <w:sz w:val="28"/>
           <w:szCs w:val="28"/>
           <w:rtl w:val="0"/>
@@ -589,8 +653,10 @@
     <w:p>
       <w:pPr>
         <w:rPr>
-          <w:sz w:val="24"/>
-          <w:szCs w:val="24"/>
+          <w:color w:val="f0f6fc"/>
+          <w:sz w:val="24"/>
+          <w:szCs w:val="24"/>
+          <w:shd w:fill="0d1117" w:val="clear"/>
         </w:rPr>
       </w:pPr>
       <w:r>
@@ -601,11 +667,17 @@
         </w:rPr>
         <w:t xml:space="preserve">Então devo clicar no botão do registro a ser finalizado, gravar a data de finalização do serviço e enviar um email para o usuário do serviço, e calcular o valor da comissão. Os serviços que possuem data de finalização serão considerados como finalizados e os que não possuem serão considerados como pendentes.</w:t>
       </w:r>
-    </w:p>
-    <w:p>
-      <w:pPr>
-        <w:rPr>
-          <w:b w:val="1"/>
+      <w:r>
+        <w:rPr>
+          <w:rtl w:val="0"/>
+        </w:rPr>
+      </w:r>
+    </w:p>
+    <w:p>
+      <w:pPr>
+        <w:rPr>
+          <w:b w:val="1"/>
+          <w:bCs w:val="1"/>
           <w:color w:val="ff0000"/>
           <w:sz w:val="24"/>
           <w:szCs w:val="24"/>
@@ -613,56 +685,51 @@
       </w:pPr>
       <w:r>
         <w:rPr>
+          <w:b w:val="1"/>
+          <w:bCs w:val="1"/>
+          <w:color w:val="ff0000"/>
           <w:sz w:val="24"/>
           <w:szCs w:val="24"/>
           <w:rtl w:val="0"/>
         </w:rPr>
         <w:tab/>
-      </w:r>
-      <w:r>
-        <w:rPr>
-          <w:b w:val="1"/>
+        <w:t xml:space="preserve">Para valores abaixo ou igual a R$ 1.000,00 será dado 5% de comissão</w:t>
+      </w:r>
+    </w:p>
+    <w:p>
+      <w:pPr>
+        <w:ind w:firstLine="720"/>
+        <w:rPr>
+          <w:b w:val="1"/>
+          <w:bCs w:val="1"/>
           <w:color w:val="ff0000"/>
           <w:sz w:val="24"/>
           <w:szCs w:val="24"/>
-          <w:rtl w:val="0"/>
-        </w:rPr>
-        <w:t xml:space="preserve">Para valores até R$ 250, 00 será dado 5% de comissão</w:t>
-      </w:r>
-    </w:p>
-    <w:p>
-      <w:pPr>
-        <w:rPr>
-          <w:b w:val="1"/>
+        </w:rPr>
+      </w:pPr>
+      <w:r>
+        <w:rPr>
+          <w:b w:val="1"/>
+          <w:bCs w:val="1"/>
           <w:color w:val="ff0000"/>
           <w:sz w:val="24"/>
           <w:szCs w:val="24"/>
-        </w:rPr>
-      </w:pPr>
-      <w:r>
-        <w:rPr>
-          <w:b w:val="1"/>
-          <w:color w:val="ff0000"/>
-          <w:sz w:val="24"/>
-          <w:szCs w:val="24"/>
-          <w:rtl w:val="0"/>
-        </w:rPr>
-        <w:tab/>
+          <w:rtl w:val="0"/>
+        </w:rPr>
         <w:t xml:space="preserve">Para valores acima de R$ 1.000,00 será dado 10% de comissão</w:t>
       </w:r>
     </w:p>
     <w:p>
       <w:pPr>
         <w:rPr>
-          <w:b w:val="1"/>
-          <w:color w:val="ff0000"/>
-          <w:sz w:val="24"/>
-          <w:szCs w:val="24"/>
-        </w:rPr>
-      </w:pPr>
-      <w:r>
-        <w:rPr>
-          <w:b w:val="1"/>
+          <w:sz w:val="24"/>
+          <w:szCs w:val="24"/>
+        </w:rPr>
+      </w:pPr>
+      <w:r>
+        <w:rPr>
+          <w:b w:val="1"/>
+          <w:bCs w:val="1"/>
           <w:color w:val="ff0000"/>
           <w:sz w:val="24"/>
           <w:szCs w:val="24"/>
@@ -671,57 +738,38 @@
         <w:tab/>
         <w:t xml:space="preserve">Para valores acima de R$ 10.000,00 será dado 20% de comissão.</w:t>
       </w:r>
-    </w:p>
-    <w:p>
-      <w:pPr>
-        <w:rPr>
-          <w:sz w:val="24"/>
-          <w:szCs w:val="24"/>
-        </w:rPr>
-      </w:pPr>
-      <w:r>
-        <w:rPr>
-          <w:rtl w:val="0"/>
-        </w:rPr>
-      </w:r>
-    </w:p>
-    <w:p>
-      <w:pPr>
-        <w:rPr>
-          <w:sz w:val="24"/>
-          <w:szCs w:val="24"/>
-        </w:rPr>
-      </w:pPr>
-      <w:r>
-        <w:rPr>
-          <w:rtl w:val="0"/>
-        </w:rPr>
-      </w:r>
-    </w:p>
-    <w:p>
-      <w:pPr>
-        <w:rPr>
-          <w:sz w:val="24"/>
-          <w:szCs w:val="24"/>
-        </w:rPr>
-      </w:pPr>
-      <w:r>
-        <w:rPr>
-          <w:rtl w:val="0"/>
-        </w:rPr>
-      </w:r>
-    </w:p>
-    <w:p>
-      <w:pPr>
-        <w:rPr>
-          <w:b w:val="1"/>
-          <w:sz w:val="28"/>
-          <w:szCs w:val="28"/>
-        </w:rPr>
-      </w:pPr>
-      <w:r>
-        <w:rPr>
-          <w:b w:val="1"/>
+      <w:r>
+        <w:rPr>
+          <w:rtl w:val="0"/>
+        </w:rPr>
+      </w:r>
+    </w:p>
+    <w:p>
+      <w:pPr>
+        <w:rPr>
+          <w:sz w:val="24"/>
+          <w:szCs w:val="24"/>
+        </w:rPr>
+      </w:pPr>
+      <w:r>
+        <w:rPr>
+          <w:rtl w:val="0"/>
+        </w:rPr>
+      </w:r>
+    </w:p>
+    <w:p>
+      <w:pPr>
+        <w:rPr>
+          <w:b w:val="1"/>
+          <w:bCs w:val="1"/>
+          <w:sz w:val="28"/>
+          <w:szCs w:val="28"/>
+        </w:rPr>
+      </w:pPr>
+      <w:r>
+        <w:rPr>
+          <w:b w:val="1"/>
+          <w:bCs w:val="1"/>
           <w:sz w:val="28"/>
           <w:szCs w:val="28"/>
           <w:rtl w:val="0"/>
@@ -794,13 +842,15 @@
       <w:pPr>
         <w:rPr>
           <w:b w:val="1"/>
-          <w:sz w:val="28"/>
-          <w:szCs w:val="28"/>
-        </w:rPr>
-      </w:pPr>
-      <w:r>
-        <w:rPr>
-          <w:b w:val="1"/>
+          <w:bCs w:val="1"/>
+          <w:sz w:val="28"/>
+          <w:szCs w:val="28"/>
+        </w:rPr>
+      </w:pPr>
+      <w:r>
+        <w:rPr>
+          <w:b w:val="1"/>
+          <w:bCs w:val="1"/>
           <w:sz w:val="28"/>
           <w:szCs w:val="28"/>
           <w:rtl w:val="0"/>
@@ -873,13 +923,15 @@
       <w:pPr>
         <w:rPr>
           <w:b w:val="1"/>
-          <w:sz w:val="28"/>
-          <w:szCs w:val="28"/>
-        </w:rPr>
-      </w:pPr>
-      <w:r>
-        <w:rPr>
-          <w:b w:val="1"/>
+          <w:bCs w:val="1"/>
+          <w:sz w:val="28"/>
+          <w:szCs w:val="28"/>
+        </w:rPr>
+      </w:pPr>
+      <w:r>
+        <w:rPr>
+          <w:b w:val="1"/>
+          <w:bCs w:val="1"/>
           <w:sz w:val="28"/>
           <w:szCs w:val="28"/>
           <w:rtl w:val="0"/>
@@ -952,13 +1004,15 @@
       <w:pPr>
         <w:rPr>
           <w:b w:val="1"/>
-          <w:sz w:val="28"/>
-          <w:szCs w:val="28"/>
-        </w:rPr>
-      </w:pPr>
-      <w:r>
-        <w:rPr>
-          <w:b w:val="1"/>
+          <w:bCs w:val="1"/>
+          <w:sz w:val="28"/>
+          <w:szCs w:val="28"/>
+        </w:rPr>
+      </w:pPr>
+      <w:r>
+        <w:rPr>
+          <w:b w:val="1"/>
+          <w:bCs w:val="1"/>
           <w:sz w:val="28"/>
           <w:szCs w:val="28"/>
           <w:rtl w:val="0"/>
@@ -1031,13 +1085,15 @@
       <w:pPr>
         <w:rPr>
           <w:b w:val="1"/>
-          <w:sz w:val="28"/>
-          <w:szCs w:val="28"/>
-        </w:rPr>
-      </w:pPr>
-      <w:r>
-        <w:rPr>
-          <w:b w:val="1"/>
+          <w:bCs w:val="1"/>
+          <w:sz w:val="28"/>
+          <w:szCs w:val="28"/>
+        </w:rPr>
+      </w:pPr>
+      <w:r>
+        <w:rPr>
+          <w:b w:val="1"/>
+          <w:bCs w:val="1"/>
           <w:sz w:val="28"/>
           <w:szCs w:val="28"/>
           <w:rtl w:val="0"/>
@@ -1123,13 +1179,15 @@
       <w:pPr>
         <w:rPr>
           <w:b w:val="1"/>
-          <w:sz w:val="28"/>
-          <w:szCs w:val="28"/>
-        </w:rPr>
-      </w:pPr>
-      <w:r>
-        <w:rPr>
-          <w:b w:val="1"/>
+          <w:bCs w:val="1"/>
+          <w:sz w:val="28"/>
+          <w:szCs w:val="28"/>
+        </w:rPr>
+      </w:pPr>
+      <w:r>
+        <w:rPr>
+          <w:b w:val="1"/>
+          <w:bCs w:val="1"/>
           <w:sz w:val="28"/>
           <w:szCs w:val="28"/>
           <w:rtl w:val="0"/>
@@ -1187,6 +1245,7 @@
       <w:r>
         <w:rPr>
           <w:b w:val="1"/>
+          <w:bCs w:val="1"/>
           <w:sz w:val="24"/>
           <w:szCs w:val="24"/>
           <w:rtl w:val="0"/>
@@ -1219,13 +1278,15 @@
       <w:pPr>
         <w:rPr>
           <w:b w:val="1"/>
-          <w:sz w:val="28"/>
-          <w:szCs w:val="28"/>
-        </w:rPr>
-      </w:pPr>
-      <w:r>
-        <w:rPr>
-          <w:b w:val="1"/>
+          <w:bCs w:val="1"/>
+          <w:sz w:val="28"/>
+          <w:szCs w:val="28"/>
+        </w:rPr>
+      </w:pPr>
+      <w:r>
+        <w:rPr>
+          <w:b w:val="1"/>
+          <w:bCs w:val="1"/>
           <w:sz w:val="28"/>
           <w:szCs w:val="28"/>
           <w:rtl w:val="0"/>
@@ -1283,6 +1344,7 @@
       <w:r>
         <w:rPr>
           <w:b w:val="1"/>
+          <w:bCs w:val="1"/>
           <w:sz w:val="24"/>
           <w:szCs w:val="24"/>
           <w:rtl w:val="0"/>
@@ -1296,11 +1358,6 @@
           <w:rtl w:val="0"/>
         </w:rPr>
         <w:t xml:space="preserve"> deve cadastrar o novo serviço mostrando mensagem de falha redirecionando para tela inicial.</w:t>
-      </w:r>
-      <w:r>
-        <w:rPr>
-          <w:rtl w:val="0"/>
-        </w:rPr>
       </w:r>
     </w:p>
     <w:p>
@@ -1363,11 +1420,19 @@
       </w:pPr>
     </w:pPrDefault>
   </w:docDefaults>
+  <w:style w:type="table" w:styleId="TableNormal" w:default="1">
+    <w:name w:val="TableNormal"/>
+    <w:tblPr>
+      <w:tblCellMar>
+        <w:top w:w="100.0" w:type="dxa"/>
+        <w:left w:w="100.0" w:type="dxa"/>
+        <w:bottom w:w="100.0" w:type="dxa"/>
+        <w:right w:w="100.0" w:type="dxa"/>
+      </w:tblCellMar>
+    </w:tblPr>
+  </w:style>
   <w:style w:type="paragraph" w:styleId="Normal" w:default="1">
     <w:name w:val="normal"/>
-  </w:style>
-  <w:style w:type="table" w:styleId="TableNormal" w:default="1">
-    <w:name w:val="TableNormal"/>
   </w:style>
   <w:style w:type="paragraph" w:styleId="Heading1">
     <w:name w:val="heading 1"/>
@@ -1396,6 +1461,7 @@
     </w:pPr>
     <w:rPr>
       <w:b w:val="0"/>
+      <w:bCs w:val="0"/>
       <w:sz w:val="32"/>
       <w:szCs w:val="32"/>
     </w:rPr>
@@ -1412,6 +1478,7 @@
     </w:pPr>
     <w:rPr>
       <w:b w:val="0"/>
+      <w:bCs w:val="0"/>
       <w:color w:val="434343"/>
       <w:sz w:val="28"/>
       <w:szCs w:val="28"/>
@@ -1461,6 +1528,7 @@
     </w:pPr>
     <w:rPr>
       <w:i w:val="1"/>
+      <w:iCs w:val="1"/>
       <w:color w:val="666666"/>
       <w:sz w:val="22"/>
       <w:szCs w:val="22"/>
@@ -1481,6 +1549,12 @@
       <w:szCs w:val="52"/>
     </w:rPr>
   </w:style>
+  <w:style w:type="paragraph" w:styleId="Normal" w:default="1">
+    <w:name w:val="normal"/>
+  </w:style>
+  <w:style w:type="table" w:styleId="TableNormal" w:default="1">
+    <w:name w:val="TableNormal"/>
+  </w:style>
   <w:style w:type="paragraph" w:styleId="Subtitle">
     <w:name w:val="Subtitle"/>
     <w:basedOn w:val="Normal"/>
@@ -1494,6 +1568,7 @@
     <w:rPr>
       <w:rFonts w:ascii="Arial" w:cs="Arial" w:eastAsia="Arial" w:hAnsi="Arial"/>
       <w:i w:val="0"/>
+      <w:iCs w:val="0"/>
       <w:color w:val="666666"/>
       <w:sz w:val="30"/>
       <w:szCs w:val="30"/>
@@ -1820,4 +1895,19 @@
   </a:objectDefaults>
   <a:extraClrSchemeLst/>
 </a:theme>
+</file>
+
+<file path=customXML/item1.xml><?xml version="1.0" encoding="utf-8"?>
+<go:gDocsCustomXmlDataStorage xmlns:go="http://customooxmlschemas.google.com/" xmlns:r="http://schemas.openxmlformats.org/officeDocument/2006/relationships" uri="GoogleDocsCustomDataVersion2">
+  <go:docsCustomData xmlns:go="http://customooxmlschemas.google.com/" roundtripDataSignature="AMtx7mjWau5WgjfF1v5LVtB1Duzc4MQeJw==">CgMxLjA4AHIhMVZiT0lPdzQtZllMOVhjbWpuQ1dYbGJTS0JZXzVvLWZ0</go:docsCustomData>
+</go:gDocsCustomXmlDataStorage>
+</file>
+
+<file path=customXML/itemProps1.xml><?xml version="1.0" encoding="utf-8"?>
+<ds:datastoreItem xmlns:ds="http://schemas.openxmlformats.org/officeDocument/2006/customXml" ds:itemID="{11111111-1234-1234-1234-123412341234}">
+  <ds:schemaRefs>
+    <ds:schemaRef ds:uri="http://schemas.openxmlformats.org/officeDocument/2006/relationships"/>
+    <ds:schemaRef ds:uri="http://customooxmlschemas.google.com/"/>
+  </ds:schemaRefs>
+</ds:datastoreItem>
 </file>